--- a/rapports/16_02_2026/MAMADOU_DIOP/coh_EQ31_sup_133202010009.docx
+++ b/rapports/16_02_2026/MAMADOU_DIOP/coh_EQ31_sup_133202010009.docx
@@ -25,7 +25,7 @@
         <w:br/>
         <w:t>Grappe: 133202010009</w:t>
         <w:br/>
-        <w:t>Date: 16/02/2026 a 12:41</w:t>
+        <w:t>Date: 16/02/2026 a 12:58</w:t>
       </w:r>
     </w:p>
     <w:p/>

--- a/rapports/16_02_2026/MAMADOU_DIOP/coh_EQ31_sup_133202010009.docx
+++ b/rapports/16_02_2026/MAMADOU_DIOP/coh_EQ31_sup_133202010009.docx
@@ -25,7 +25,7 @@
         <w:br/>
         <w:t>Grappe: 133202010009</w:t>
         <w:br/>
-        <w:t>Date: 16/02/2026 a 12:58</w:t>
+        <w:t>Date: 16/02/2026 a 13:05</w:t>
       </w:r>
     </w:p>
     <w:p/>
@@ -199,6 +199,38 @@
           </w:tcPr>
           <w:p>
             <w:r>
+              <w:t>Section0</w:t>
+            </w:r>
+          </w:p>
+        </w:tc>
+        <w:tc>
+          <w:tcPr>
+            <w:tcW w:type="dxa" w:w="3324"/>
+          </w:tcPr>
+          <w:p>
+            <w:r>
+              <w:t>Identification et renseignements de controle</w:t>
+            </w:r>
+          </w:p>
+        </w:tc>
+        <w:tc>
+          <w:tcPr>
+            <w:tcW w:type="dxa" w:w="3324"/>
+          </w:tcPr>
+          <w:p>
+            <w:r>
+              <w:t>12</w:t>
+            </w:r>
+          </w:p>
+        </w:tc>
+      </w:tr>
+      <w:tr>
+        <w:tc>
+          <w:tcPr>
+            <w:tcW w:type="dxa" w:w="3324"/>
+          </w:tcPr>
+          <w:p>
+            <w:r>
               <w:t>Section2</w:t>
             </w:r>
           </w:p>
@@ -327,38 +359,6 @@
           </w:tcPr>
           <w:p>
             <w:r>
-              <w:t>Section11</w:t>
-            </w:r>
-          </w:p>
-        </w:tc>
-        <w:tc>
-          <w:tcPr>
-            <w:tcW w:type="dxa" w:w="3324"/>
-          </w:tcPr>
-          <w:p>
-            <w:r>
-              <w:t>Caracteristiques logement</w:t>
-            </w:r>
-          </w:p>
-        </w:tc>
-        <w:tc>
-          <w:tcPr>
-            <w:tcW w:type="dxa" w:w="3324"/>
-          </w:tcPr>
-          <w:p>
-            <w:r>
-              <w:t>10</w:t>
-            </w:r>
-          </w:p>
-        </w:tc>
-      </w:tr>
-      <w:tr>
-        <w:tc>
-          <w:tcPr>
-            <w:tcW w:type="dxa" w:w="3324"/>
-          </w:tcPr>
-          <w:p>
-            <w:r>
               <w:t>Section4a</w:t>
             </w:r>
           </w:p>
@@ -423,7 +423,7 @@
           </w:tcPr>
           <w:p>
             <w:r>
-              <w:t>Section0</w:t>
+              <w:t>Section11</w:t>
             </w:r>
           </w:p>
         </w:tc>
@@ -433,7 +433,7 @@
           </w:tcPr>
           <w:p>
             <w:r>
-              <w:t>Identification et renseignements de controle</w:t>
+              <w:t>Caracteristiques logement</w:t>
             </w:r>
           </w:p>
         </w:tc>
@@ -443,7 +443,7 @@
           </w:tcPr>
           <w:p>
             <w:r>
-              <w:t>8</w:t>
+              <w:t>9</w:t>
             </w:r>
           </w:p>
         </w:tc>
@@ -850,7 +850,7 @@
         <w:rPr>
           <w:sz w:val="20"/>
         </w:rPr>
-        <w:t>- Il est obligatoire de prendre les coordonnées Gps avant d'administrer le questionnaire. Prière de prendre les coordonnées GPS.</w:t>
+        <w:t>- Le questionnaire semble ne pas être complètement fini mais le questionnaire est en statut complet, prière de compléter le questionnaire. Il est obligatoire de prendre les coordonnées Gps avant d'administrer le questionnaire. Prière de prendre les coordonnées GPS.</w:t>
       </w:r>
     </w:p>
     <w:p>
@@ -917,7 +917,7 @@
         <w:rPr>
           <w:sz w:val="20"/>
         </w:rPr>
-        <w:t>- Attention ! Le prix unitaire d'achat (25 Fcfa) de Poivre en Sachets industriel (Tres petit) est relativement faible par rapport aux autres prix observés dans cette zone. Prière de corriger ou de confirmer avec le QG. Avertissement!!! Le ménage a consommé 10 Paquet Petit de Thé en sachet, cette quantité semble anormale pour une consommation des 7 derniers jours.Prière de corriger ou de confirmer avec le QG. Avertissement!! le prix unitaire (150 Fcfa) de Thé en sachet (unité: Paquet) de taille Petit est très faible ou élevé. Prière de corriger ou de confirmer avec le QG. Attention ! Le prix unitaire d'achat (150 Fcfa) de Thé en sachet en Paquet (Petit) est relativement élevé par rapport aux autres prix observés dans cette zone. Prière de corriger ou de confirmer avec le QG. Avertissement!!! Le ménage a consommé 15 Sachets industriel Petit de Sucre en poudre , cette quantité semble anormale pour une consommation des 7 derniers jours.Prière de corriger ou de confirmer avec le QG. Incohérence!! Dans ce ménage, chaque individus consomme par jour 103.3564 Kg  de cereale; Prière de revoir les quantités prises de ces produits.</w:t>
+        <w:t>- Attention ! Le prix unitaire d'achat (25 Fcfa) de Poivre en Sachets industriel (Tres petit) est relativement faible par rapport aux autres prix observés dans cette zone. Prière de corriger ou de confirmer avec le QG. Avertissement!!! Le ménage a consommé 10 Paquet Petit de Thé en sachet, cette quantité semble anormale pour une consommation des 7 derniers jours.Prière de corriger ou de confirmer avec le QG. Avertissement!! le prix unitaire (150 Fcfa) de Thé en sachet (unité: Paquet) de taille Petit est très faible ou élevé. Prière de corriger ou de confirmer avec le QG. Attention ! Le prix unitaire d'achat (150 Fcfa) de Thé en sachet en Paquet (Petit) est relativement élevé par rapport aux autres prix observés dans cette zone. Prière de corriger ou de confirmer avec le QG. Avertissement!!! Le ménage a consommé 15 Sachets industriel Petit de Sucre en poudre , cette quantité semble anormale pour une consommation des 7 derniers jours.Prière de corriger ou de confirmer avec le QG. Incohérence!! Dans ce ménage, chaque individus consomme par jour 194.0972 Kg  de cereale; Prière de revoir les quantités prises de ces produits.</w:t>
       </w:r>
     </w:p>
     <w:p>
@@ -938,7 +938,7 @@
         <w:rPr>
           <w:sz w:val="20"/>
         </w:rPr>
-        <w:t>- L'entreprise EXTRACTION DES MINERAIS D'OR dit avoir réçu une somme sur la vente de ces produits transformés (s10q48 est differnt de 0) mais n'a depensé aucune somme sur l'achat des matières premières (s10q49==0), prière de fournir de l'effort pour estimer le montant obtenu en achat de matières premières.</w:t>
+        <w:t>- L'entreprise EXTRACTION DES MINERAIS D'OR dit avoir réçu une somme sur la vente de ces produits transformés (s10q48 est differnt de 0) mais n'a depensé aucune somme sur l'achat des matières premières (s10q49==0), prière de fournir de l'effort pour estimer le montant obtenu en achat de matières premières. Le salaire qu'une personne de cette catégorie (10.62) a travaillé(e) dans cette entreprise EXTRACTION DES MINERAIS D'OR est élevé ou faible. Prière de confirmer cette information avec le QG ou de corriger.</w:t>
       </w:r>
     </w:p>
     <w:p>
@@ -1305,6 +1305,27 @@
           <w:color w:val="4672C4"/>
           <w:sz w:val="22"/>
         </w:rPr>
+        <w:t>&gt;&gt; Section0 - Identification et renseignements de controle</w:t>
+      </w:r>
+    </w:p>
+    <w:p>
+      <w:pPr>
+        <w:ind w:left="283"/>
+      </w:pPr>
+      <w:r>
+        <w:rPr>
+          <w:sz w:val="20"/>
+        </w:rPr>
+        <w:t>- Le questionnaire semble ne pas être complètement fini mais le questionnaire est en statut complet, prière de compléter le questionnaire.</w:t>
+      </w:r>
+    </w:p>
+    <w:p>
+      <w:r>
+        <w:rPr>
+          <w:b/>
+          <w:color w:val="4672C4"/>
+          <w:sz w:val="22"/>
+        </w:rPr>
         <w:t>&gt;&gt; Section2 - Education</w:t>
       </w:r>
     </w:p>
@@ -1434,7 +1455,7 @@
         <w:rPr>
           <w:sz w:val="20"/>
         </w:rPr>
-        <w:t>- Attention ! Le prix unitaire d'achat (875 Fcfa) de Viande de bœuf: côte, entrecôte, bifteck en Tas (Moyen) est relativement faible par rapport aux autres prix observés dans cette zone. Prière de corriger ou de confirmer avec le QG. Avertissement!! La quantité (4.5 litre) du produit Huile de soja  consommée  par le ménage semble très élevé, prière de corriger ou confirmer avec le QG. Avertissement!! le prix unitaire (125 Fcfa) de Thé en sachet (unité: Sachets) de taille Tres petit est très faible ou élevé. Prière de corriger ou de confirmer avec le QG. Avertissement!!! Le ménage a consommé 15 Kg taille unique de Sucre en poudre , cette quantité semble anormale pour une consommation des 7 derniers jours.Prière de corriger ou de confirmer avec le QG. Le prix d'achat unitaire (120 Fcfa) de Sucre en poudre  en Kg de taille  taille unique  est très faible, prière de regarder les reponses prises dans les questions s07bq07a s07bq07b s07bq07c s07bq08 pour mieux corriger. Attention ! Le prix unitaire d'achat (120 Fcfa) de Sucre en poudre  en Kg (taille unique) est relativement faible par rapport aux autres prix observés dans cette zone. Prière de corriger ou de confirmer avec le QG. Incohérence!! Dans ce ménage, chaque individus consomme par jour 18.162 Kg  de cereale; Prière de revoir les quantités prises de ces produits. Le prix d'achat unitaire (320 Fcfa) de Riz local Gambiaka en Sac (50 Kg) de taille taille unique est très faible, prière de regarder les reponses prises dans les questions s07bq07a s07bq07b s07bq07c s07bq08 pour mieux corriger. Attention ! Le prix unitaire d'achat (320 Fcfa) de Riz local Gambiaka en Sac (50 Kg) (taille unique) est relativement faible par rapport aux autres prix observés dans cette zone. Prière de corriger ou de confirmer avec le QG.</w:t>
+        <w:t>- Attention ! Le prix unitaire d'achat (875 Fcfa) de Viande de bœuf: côte, entrecôte, bifteck en Tas (Moyen) est relativement faible par rapport aux autres prix observés dans cette zone. Prière de corriger ou de confirmer avec le QG. Avertissement!! La quantité (4.5 litre) du produit Huile de soja  consommée  par le ménage semble très élevé, prière de corriger ou confirmer avec le QG. Avertissement!! le prix unitaire (125 Fcfa) de Thé en sachet (unité: Sachets) de taille Tres petit est très faible ou élevé. Prière de corriger ou de confirmer avec le QG. Avertissement!!! Le ménage a consommé 15 Kg taille unique de Sucre en poudre , cette quantité semble anormale pour une consommation des 7 derniers jours.Prière de corriger ou de confirmer avec le QG. Le prix d'achat unitaire (120 Fcfa) de Sucre en poudre  en Kg de taille  taille unique  est très faible, prière de regarder les reponses prises dans les questions s07bq07a s07bq07b s07bq07c s07bq08 pour mieux corriger. Attention ! Le prix unitaire d'achat (120 Fcfa) de Sucre en poudre  en Kg (taille unique) est relativement faible par rapport aux autres prix observés dans cette zone. Prière de corriger ou de confirmer avec le QG. Incohérence!! Dans ce ménage, chaque individus consomme par jour 29.31676 Kg  de cereale; Prière de revoir les quantités prises de ces produits. Le prix d'achat unitaire (320 Fcfa) de Riz local Gambiaka en Sac (50 Kg) de taille taille unique est très faible, prière de regarder les reponses prises dans les questions s07bq07a s07bq07b s07bq07c s07bq08 pour mieux corriger. Attention ! Le prix unitaire d'achat (320 Fcfa) de Riz local Gambiaka en Sac (50 Kg) (taille unique) est relativement faible par rapport aux autres prix observés dans cette zone. Prière de corriger ou de confirmer avec le QG.</w:t>
       </w:r>
     </w:p>
     <w:p>
@@ -1498,6 +1519,27 @@
           <w:sz w:val="20"/>
         </w:rPr>
         <w:t>- Le montant (FCFA) du loyer mensuel payé pour un logement comme le votre dans ce village/quartier est trop élevé, Veuillez s'il vous plaît corriger cette information. le montant supporté par le ménage pour cette source d’énergie au cours des 30 derniers jours semble élevé, prière de confirmer ou corriger. Avertissement!! Le temps cela prend au ménage (en minutes) pour s’approvisionner (acheter/ramasser) cette source d’énergie semble élevé ou égal à 0, prière de corriger ou confirmer avec le QG.</w:t>
+      </w:r>
+    </w:p>
+    <w:p>
+      <w:r>
+        <w:rPr>
+          <w:b/>
+          <w:color w:val="4672C4"/>
+          <w:sz w:val="22"/>
+        </w:rPr>
+        <w:t>&gt;&gt; Section12 - Actifs du menage</w:t>
+      </w:r>
+    </w:p>
+    <w:p>
+      <w:pPr>
+        <w:ind w:left="283"/>
+      </w:pPr>
+      <w:r>
+        <w:rPr>
+          <w:sz w:val="20"/>
+        </w:rPr>
+        <w:t>- Attention ! Ventilateur sur pied a été revendu à 30000 Fcfa qui est relativement élevé par rapport aux autres prix de revente observés dans cette zone. Prière de corriger ou de confirmer avec le QG.</w:t>
       </w:r>
     </w:p>
     <w:p>
@@ -1877,7 +1919,7 @@
         <w:rPr>
           <w:sz w:val="20"/>
         </w:rPr>
-        <w:t>- Il est obligatoire de prendre les coordonnées Gps avant d'administrer le questionnaire. Prière de prendre les coordonnées GPS.</w:t>
+        <w:t>- Le questionnaire semble ne pas être complètement fini mais le questionnaire est en statut complet, prière de compléter le questionnaire. Il est obligatoire de prendre les coordonnées Gps avant d'administrer le questionnaire. Prière de prendre les coordonnées GPS.</w:t>
       </w:r>
     </w:p>
     <w:p>
@@ -2068,7 +2110,7 @@
         <w:rPr>
           <w:sz w:val="20"/>
         </w:rPr>
-        <w:t>- Attention ! Le prix unitaire d'achat (100 Fcfa) de Piment frais en Pièce (Petit) est relativement élevé par rapport aux autres prix observés dans cette zone. Prière de corriger ou de confirmer avec le QG. Avertissement!!! Le ménage a consommé 10 Cuillère Moyen de Pâte d'arachide, cette quantité semble anormale pour une consommation des 7 derniers jours. Etes vous sur d'avoir selectionner la bonne unitée ? prière de verifier et corriger. Avertissement!!! Le ménage a consommé 10 Paquet Petit de Thé en sachet, cette quantité semble anormale pour une consommation des 7 derniers jours.Prière de corriger ou de confirmer avec le QG. Avertissement!! le prix unitaire (150 Fcfa) de Thé en sachet (unité: Paquet) de taille Petit est très faible ou élevé. Prière de corriger ou de confirmer avec le QG. Attention ! Le prix unitaire d'achat (150 Fcfa) de Thé en sachet en Paquet (Petit) est relativement élevé par rapport aux autres prix observés dans cette zone. Prière de corriger ou de confirmer avec le QG. Incohérence!! Dans ce ménage, chaque individus consomme par jour 4.672946 Kg  de cereale; Prière de revoir les quantités prises de ces produits. Incohérence!! Dans ce ménage, chaque individus consomme par jour 4.672946 Kg  de cereale; Prière de revoir les quantités prises de ces produits.</w:t>
+        <w:t>- Attention ! Le prix unitaire d'achat (100 Fcfa) de Piment frais en Pièce (Petit) est relativement élevé par rapport aux autres prix observés dans cette zone. Prière de corriger ou de confirmer avec le QG. Avertissement!!! Le ménage a consommé 10 Cuillère Moyen de Pâte d'arachide, cette quantité semble anormale pour une consommation des 7 derniers jours. Etes vous sur d'avoir selectionner la bonne unitée ? prière de verifier et corriger. Avertissement!!! Le ménage a consommé 10 Paquet Petit de Thé en sachet, cette quantité semble anormale pour une consommation des 7 derniers jours.Prière de corriger ou de confirmer avec le QG. Avertissement!! le prix unitaire (150 Fcfa) de Thé en sachet (unité: Paquet) de taille Petit est très faible ou élevé. Prière de corriger ou de confirmer avec le QG. Attention ! Le prix unitaire d'achat (150 Fcfa) de Thé en sachet en Paquet (Petit) est relativement élevé par rapport aux autres prix observés dans cette zone. Prière de corriger ou de confirmer avec le QG. Incohérence!! Dans ce ménage, chaque individus consomme par jour 9.503304 Kg  de cereale; Prière de revoir les quantités prises de ces produits. Incohérence!! Dans ce ménage, chaque individus consomme par jour 9.503304 Kg  de cereale; Prière de revoir les quantités prises de ces produits.</w:t>
       </w:r>
     </w:p>
     <w:p>
@@ -2513,7 +2555,7 @@
         <w:rPr>
           <w:sz w:val="20"/>
         </w:rPr>
-        <w:t>- Prière de renseigner toutes les informations du ménage dans la section 0 avant d'entamer les autres informations. Il est obligatoire de prendre les coordonnées Gps avant d'administrer le questionnaire. Prière de prendre les coordonnées GPS.</w:t>
+        <w:t>- Le questionnaire semble ne pas être complètement fini mais le questionnaire est en statut complet, prière de compléter le questionnaire. Il est obligatoire de prendre les coordonnées Gps avant d'administrer le questionnaire. Prière de prendre les coordonnées GPS.</w:t>
       </w:r>
     </w:p>
     <w:p>
@@ -2576,7 +2618,7 @@
         <w:rPr>
           <w:sz w:val="20"/>
         </w:rPr>
-        <w:t>- Attention ! Le prix unitaire d'achat (50 Fcfa) de Cube alimentaire (Maggi, Jumbo, ) en Cube (Petit) est relativement élevé par rapport aux autres prix observés dans cette zone. Prière de corriger ou de confirmer avec le QG. Incohérence!! Dans ce ménage, chaque individus consomme par jour 113.125 Kg  de cereale; Prière de revoir les quantités prises de ces produits. Incohérence!! Dans ce ménage, chaque individus consomme par jour 113.125 Kg  de cereale; Prière de revoir les quantités prises de ces produits. Le prix d'achat unitaire (120 Fcfa) de Sel en Kg de taille  taille unique  est très faible, prière de regarder les reponses prises dans les questions s07bq07a s07bq07b s07bq07c s07bq08 pour mieux corriger.</w:t>
+        <w:t>- Attention ! Le prix unitaire d'achat (50 Fcfa) de Cube alimentaire (Maggi, Jumbo, ) en Cube (Petit) est relativement élevé par rapport aux autres prix observés dans cette zone. Prière de corriger ou de confirmer avec le QG. Incohérence!! Dans ce ménage, chaque individus consomme par jour 191.4464 Kg  de cereale; Prière de revoir les quantités prises de ces produits. Incohérence!! Dans ce ménage, chaque individus consomme par jour 191.4464 Kg  de cereale; Prière de revoir les quantités prises de ces produits. Le prix d'achat unitaire (120 Fcfa) de Sel en Kg de taille  taille unique  est très faible, prière de regarder les reponses prises dans les questions s07bq07a s07bq07b s07bq07c s07bq08 pour mieux corriger.</w:t>
       </w:r>
     </w:p>
     <w:p>
@@ -3038,17 +3080,11 @@
         <w:rPr>
           <w:sz w:val="20"/>
         </w:rPr>
-        <w:t xml:space="preserve">- Peu probable! Diabou Cissokho  n'arrive pas  à comprendre un petit texte lu dans une langue locale (s02q03). Veuillez corriger ou donner des explications au QG. </w:t>
+        <w:t xml:space="preserve">- Avertissement!!! L'âge de Fama Cissokho avec son niveau d'étude (Fondamental 1) semble incoherent, veuillez confirmer cette information avec le QG ou corriger l'incohérence. Le montant des autres depenses pour l'année scolaire de Fama Cissokho est faible ou élevé. veuillez, s'il vous plait, confirmer ces informations avec le QG ou apporter les corrections nécessaires. </w:t>
         <w:br/>
         <w:t xml:space="preserve">- Peu probable! Dongnima Cissokho  n'arrive pas  à comprendre un petit texte lu dans une langue locale (s02q03). Veuillez corriger ou donner des explications au QG. Peu probable! Dongnima Cissokho  ne sait ni lire, ni écrire, ni comprendre dans aucune des langues  (s02q01,s02q02,s02q03). Veuillez corriger ou donner des explications au QG. </w:t>
         <w:br/>
-        <w:t xml:space="preserve">- Peu probable! Fama Cissokho  n'arrive pas  à comprendre un petit texte lu dans une langue locale (s02q03). Veuillez corriger ou donner des explications au QG. Avertissement!!! L'âge de Fama Cissokho avec son niveau d'étude (Fondamental 1) semble incoherent, veuillez confirmer cette information avec le QG ou corriger l'incohérence. Le montant des autres depenses pour l'année scolaire de Fama Cissokho est faible ou élevé. veuillez, s'il vous plait, confirmer ces informations avec le QG ou apporter les corrections nécessaires. </w:t>
-        <w:br/>
-        <w:t xml:space="preserve">- Peu probable! Fatoumata Cissokho  n'arrive pas  à comprendre un petit texte lu dans une langue locale (s02q03). Veuillez corriger ou donner des explications au QG. </w:t>
-        <w:br/>
         <w:t xml:space="preserve">- Peu probable! Kanio Soumare  n'arrive pas  à comprendre un petit texte lu dans une langue locale (s02q03). Veuillez corriger ou donner des explications au QG. Peu probable! Kanio Soumare  ne sait ni lire, ni écrire, ni comprendre dans aucune des langues  (s02q01,s02q02,s02q03). Veuillez corriger ou donner des explications au QG. </w:t>
-        <w:br/>
-        <w:t xml:space="preserve">- Peu probable! Mamadou Cissokho  n'arrive pas  à comprendre un petit texte lu dans une langue locale (s02q03). Veuillez corriger ou donner des explications au QG. </w:t>
         <w:br/>
         <w:t xml:space="preserve">- Peu probable! Maxamba  Cissokho  n'arrive pas  à comprendre un petit texte lu dans une langue locale (s02q03). Veuillez corriger ou donner des explications au QG. </w:t>
         <w:br/>
@@ -3127,7 +3163,7 @@
         <w:rPr>
           <w:sz w:val="20"/>
         </w:rPr>
-        <w:t>- Avertissement!! La quantité (3.25 litre) du produit Huile de soja  consommée  par le ménage semble très élevé, prière de corriger ou confirmer avec le QG. Avertissement!!! Le ménage a consommé 15 Paquet Tres petit de Thé en sachet, cette quantité semble anormale pour une consommation des 7 derniers jours.Prière de corriger ou de confirmer avec le QG. Avertissement!! le prix unitaire (125 Fcfa) de Thé en sachet (unité: Paquet) de taille Tres petit est très faible ou élevé. Prière de corriger ou de confirmer avec le QG. Avertissement!!!Le ménage a consommé 70 Sachets industriel de Petit de Lait en poudre  ce qui semble incoherent pour une consommation aucours des 7 derniers jours, prière de verifier et corriger. Incohérence!! Dans ce ménage, chaque individus consomme par jour 20.42286 Kg  de cereale; Prière de revoir les quantités prises de ces produits. Incohérence!! Dans ce ménage, chaque individus consomme par jour 20.42286 Kg  de cereale; Prière de revoir les quantités prises de ces produits.</w:t>
+        <w:t>- Avertissement!! La quantité (3.25 litre) du produit Huile de soja  consommée  par le ménage semble très élevé, prière de corriger ou confirmer avec le QG. Avertissement!!! Le ménage a consommé 15 Paquet Tres petit de Thé en sachet, cette quantité semble anormale pour une consommation des 7 derniers jours.Prière de corriger ou de confirmer avec le QG. Avertissement!! le prix unitaire (125 Fcfa) de Thé en sachet (unité: Paquet) de taille Tres petit est très faible ou élevé. Prière de corriger ou de confirmer avec le QG. Attention ! Le prix unitaire d'achat (125 Fcfa) de Thé en sachet en Paquet (Tres petit) est relativement élevé par rapport aux autres prix observés dans cette zone. Prière de corriger ou de confirmer avec le QG. Avertissement!!!Le ménage a consommé 70 Sachets industriel de Petit de Lait en poudre  ce qui semble incoherent pour une consommation aucours des 7 derniers jours, prière de verifier et corriger. Incohérence!! Dans ce ménage, chaque individus consomme par jour 36.10286 Kg  de cereale; Prière de revoir les quantités prises de ces produits. Incohérence!! Dans ce ménage, chaque individus consomme par jour 36.10286 Kg  de cereale; Prière de revoir les quantités prises de ces produits.</w:t>
       </w:r>
     </w:p>
     <w:p>
@@ -3179,27 +3215,6 @@
           <w:color w:val="4672C4"/>
           <w:sz w:val="22"/>
         </w:rPr>
-        <w:t>&gt;&gt; Section11 - Caracteristiques logement</w:t>
-      </w:r>
-    </w:p>
-    <w:p>
-      <w:pPr>
-        <w:ind w:left="283"/>
-      </w:pPr>
-      <w:r>
-        <w:rPr>
-          <w:sz w:val="20"/>
-        </w:rPr>
-        <w:t>- Le montant (FCFA) du loyer mensuel payé pour un logement comme le votre dans ce village/quartier est trop élevé, Veuillez s'il vous plaît corriger cette information.</w:t>
-      </w:r>
-    </w:p>
-    <w:p>
-      <w:r>
-        <w:rPr>
-          <w:b/>
-          <w:color w:val="4672C4"/>
-          <w:sz w:val="22"/>
-        </w:rPr>
         <w:t>&gt;&gt; Section12 - Actifs du menage</w:t>
       </w:r>
     </w:p>
@@ -3211,7 +3226,7 @@
         <w:rPr>
           <w:sz w:val="20"/>
         </w:rPr>
-        <w:t>- Attention ! Matelas simple a été achété à 125000 Fcfa est relativement élevé par rapport aux autres prix d'achat observés dans cette zone. Prière de corriger ou de confirmer avec le QG.</w:t>
+        <w:t>- Attention ! Matelas simple a été achété à 125000 Fcfa est relativement élevé par rapport aux autres prix d'achat observés dans cette zone. Prière de corriger ou de confirmer avec le QG. Attention ! Matelas simple a été revendu à 100000 Fcfa qui est relativement élevé par rapport aux autres prix de revente observés dans cette zone. Prière de corriger ou de confirmer avec le QG.</w:t>
       </w:r>
     </w:p>
     <w:p>
@@ -3232,7 +3247,7 @@
         <w:rPr>
           <w:sz w:val="20"/>
         </w:rPr>
-        <w:t>- Avertissement!! Le champs a comme nom (Champ 1) qui ne semble pas être un bon nom ou contient des lettres, prière de mettre le vrai nom du champs. La superficie de la parcelle Arachide selon les mesures GPS est de .a hectare qui semble élevé ou faible, prière de corriger. Le document légal (titre, acte, certificat etc. ) qui affirme votre possession de la parcelle Arachide est  et semble exister dans les modalités, prière de prendre attache avec le QG pour plus d'explication afin de la classer bien.</w:t>
+        <w:t>- Avertissement!! Le champs a comme nom (Champ 1) qui ne semble pas être un bon nom ou contient des lettres, prière de mettre le vrai nom du champs. La parcelle Arachide n'a pas été mésurée pour des raisons comme qu'elle est trop petite, GPS en panne et que le Ménage indisponible. Nous vous rappelons que ces raisons ne passent pas pour la non mesure des parcelles prière de les mésurer. Le document légal (titre, acte, certificat etc. ) qui affirme votre possession de la parcelle Arachide est  et semble exister dans les modalités, prière de prendre attache avec le QG pour plus d'explication afin de la classer bien.</w:t>
       </w:r>
     </w:p>
     <w:p>
@@ -3731,7 +3746,7 @@
         <w:rPr>
           <w:sz w:val="20"/>
         </w:rPr>
-        <w:t>- Attention ! Le prix unitaire d'achat (150 Fcfa) de Lait frais stérilisé, demi écrémé en Sachets industriel (Tres petit) est relativement élevé par rapport aux autres prix observés dans cette zone. Prière de corriger ou de confirmer avec le QG. Avertissement!! le prix unitaire (100 Fcfa) de Thé en sachet (unité: Sachets) de taille Tres petit est très faible ou élevé. Prière de corriger ou de confirmer avec le QG. Incohérence!! Dans ce ménage, chaque individus consomme par jour 34.66776 Kg  de cereale; Prière de revoir les quantités prises de ces produits. Incohérence!! Dans ce ménage, chaque individus consomme par jour 34.66776 Kg  de cereale; Prière de revoir les quantités prises de ces produits.</w:t>
+        <w:t>- Attention ! Le prix unitaire d'achat (150 Fcfa) de Lait frais stérilisé, demi écrémé en Sachets industriel (Tres petit) est relativement élevé par rapport aux autres prix observés dans cette zone. Prière de corriger ou de confirmer avec le QG. Avertissement!! le prix unitaire (100 Fcfa) de Thé en sachet (unité: Sachets) de taille Tres petit est très faible ou élevé. Prière de corriger ou de confirmer avec le QG. Incohérence!! Dans ce ménage, chaque individus consomme par jour 56.22572 Kg  de cereale; Prière de revoir les quantités prises de ces produits. Incohérence!! Dans ce ménage, chaque individus consomme par jour 56.22572 Kg  de cereale; Prière de revoir les quantités prises de ces produits.</w:t>
       </w:r>
     </w:p>
     <w:p>
@@ -3774,6 +3789,27 @@
           <w:sz w:val="20"/>
         </w:rPr>
         <w:t>- Le montant (FCFA) du loyer mensuel payé pour un logement comme le votre dans ce village/quartier est trop élevé, Veuillez s'il vous plaît corriger cette information.</w:t>
+      </w:r>
+    </w:p>
+    <w:p>
+      <w:r>
+        <w:rPr>
+          <w:b/>
+          <w:color w:val="4672C4"/>
+          <w:sz w:val="22"/>
+        </w:rPr>
+        <w:t>&gt;&gt; Section12 - Actifs du menage</w:t>
+      </w:r>
+    </w:p>
+    <w:p>
+      <w:pPr>
+        <w:ind w:left="283"/>
+      </w:pPr>
+      <w:r>
+        <w:rPr>
+          <w:sz w:val="20"/>
+        </w:rPr>
+        <w:t>- Attention ! Lit a été revendu à 300000 Fcfa qui est relativement élevé par rapport aux autres prix de revente observés dans cette zone. Prière de corriger ou de confirmer avec le QG.</w:t>
       </w:r>
     </w:p>
     <w:p>
@@ -4119,6 +4155,27 @@
           <w:color w:val="4672C4"/>
           <w:sz w:val="22"/>
         </w:rPr>
+        <w:t>&gt;&gt; Section0 - Identification et renseignements de controle</w:t>
+      </w:r>
+    </w:p>
+    <w:p>
+      <w:pPr>
+        <w:ind w:left="283"/>
+      </w:pPr>
+      <w:r>
+        <w:rPr>
+          <w:sz w:val="20"/>
+        </w:rPr>
+        <w:t>- Le questionnaire semble ne pas être complètement fini mais le questionnaire est en statut complet, prière de compléter le questionnaire.</w:t>
+      </w:r>
+    </w:p>
+    <w:p>
+      <w:r>
+        <w:rPr>
+          <w:b/>
+          <w:color w:val="4672C4"/>
+          <w:sz w:val="22"/>
+        </w:rPr>
         <w:t>&gt;&gt; Section1 - Caracteristiques des membres</w:t>
       </w:r>
     </w:p>
@@ -4253,7 +4310,7 @@
         <w:rPr>
           <w:sz w:val="20"/>
         </w:rPr>
-        <w:t>- Avertissement!! La quantité (5 litre) du produit Huile de soja  consommée  par le ménage semble très élevé, prière de corriger ou confirmer avec le QG. Avertissement!!! Le ménage a consommé 14 Paquet Tres petit de Thé en sachet, cette quantité semble anormale pour une consommation des 7 derniers jours.Prière de corriger ou de confirmer avec le QG. Avertissement!! le prix unitaire (125 Fcfa) de Thé en sachet (unité: Paquet) de taille Tres petit est très faible ou élevé. Prière de corriger ou de confirmer avec le QG.</w:t>
+        <w:t>- Avertissement!! La quantité (5 litre) du produit Huile de soja  consommée  par le ménage semble très élevé, prière de corriger ou confirmer avec le QG. Avertissement!!! Le ménage a consommé 14 Paquet Tres petit de Thé en sachet, cette quantité semble anormale pour une consommation des 7 derniers jours.Prière de corriger ou de confirmer avec le QG. Avertissement!! le prix unitaire (125 Fcfa) de Thé en sachet (unité: Paquet) de taille Tres petit est très faible ou élevé. Prière de corriger ou de confirmer avec le QG. Attention ! Le prix unitaire d'achat (125 Fcfa) de Thé en sachet en Paquet (Tres petit) est relativement élevé par rapport aux autres prix observés dans cette zone. Prière de corriger ou de confirmer avec le QG.</w:t>
       </w:r>
     </w:p>
     <w:p>
@@ -4784,7 +4841,7 @@
         <w:br/>
         <w:t xml:space="preserve">- Peu probable! BOURAMA TAMANATE  n'arrive pas  à comprendre un petit texte lu dans une langue locale (s02q03). Veuillez corriger ou donner des explications au QG. Peu probable! BOURAMA TAMANATE  ne sait ni lire, ni écrire, ni comprendre dans aucune des langues  (s02q01,s02q02,s02q03). Veuillez corriger ou donner des explications au QG. Peu plausible BOURAMA TAMANATE fréquente au minimum le fondamental 1 mais ne sait ni lire ni comprendre la langue française, prière de corriger ou de confirmer avec le QG merci. Le montant des autres depenses pour l'année scolaire de BOURAMA TAMANATE est faible ou élevé. veuillez, s'il vous plait, confirmer ces informations avec le QG ou apporter les corrections nécessaires. </w:t>
         <w:br/>
-        <w:t xml:space="preserve">- Peu probable! COLY TAMANATE  n'arrive pas  à comprendre un petit texte lu dans une langue locale (s02q03). Veuillez corriger ou donner des explications au QG. Le montant des autres depenses pour l'année scolaire de COLY TAMANATE est faible ou élevé. veuillez, s'il vous plait, confirmer ces informations avec le QG ou apporter les corrections nécessaires. Attention ! Le frais de scolarité (2000 Fcfa) de COLY TAMANATE en 5ème année de Primaire est relativement élevé par rapport aux autres frais de scolarités observés dans cette zone. Prière de corriger ou de confirmer avec le QG. </w:t>
+        <w:t xml:space="preserve">- Peu probable! COLY TAMANATE  n'arrive pas  à comprendre un petit texte lu dans une langue locale (s02q03). Veuillez corriger ou donner des explications au QG. Le montant des autres depenses pour l'année scolaire de COLY TAMANATE est faible ou élevé. veuillez, s'il vous plait, confirmer ces informations avec le QG ou apporter les corrections nécessaires. </w:t>
         <w:br/>
         <w:t xml:space="preserve">- Peu probable! DIABOU CISSOKH  n'arrive pas  à comprendre un petit texte lu dans une langue locale (s02q03). Veuillez corriger ou donner des explications au QG. Peu probable! DIABOU CISSOKH  ne sait ni lire, ni écrire, ni comprendre dans aucune des langues  (s02q01,s02q02,s02q03). Veuillez corriger ou donner des explications au QG. </w:t>
         <w:br/>
@@ -4865,7 +4922,7 @@
         <w:rPr>
           <w:sz w:val="20"/>
         </w:rPr>
-        <w:t>- Avertissement!! le prix unitaire (150 Fcfa) de Thé en sachet (unité: Sachets) de taille Tres petit est très faible ou élevé. Prière de corriger ou de confirmer avec le QG. Avertissement!!! Le ménage a consommé 33 Sachets Tres petit de Sucre en poudre , cette quantité semble anormale pour une consommation des 7 derniers jours.Prière de corriger ou de confirmer avec le QG. Attention ! Le prix unitaire d'achat (75 Fcfa) de Sucre en poudre  en Sachets (Tres petit) est relativement faible par rapport aux autres prix observés dans cette zone. Prière de corriger ou de confirmer avec le QG. Avertissement!!! Le ménage a consommé 42 Cuillère Tres petit de Sel, cette quantité semble anormale pour une consommation des 7 derniers jours.Prière de corriger ou de confirmer avec le QG. Incohérence!! Dans ce ménage, chaque individus consomme par jour 21.50275 Kg  de cereale; Prière de revoir les quantités prises de ces produits. Incohérence!! Dans ce ménage, chaque individus consomme par jour 21.50275 Kg  de cereale; Prière de revoir les quantités prises de ces produits. Le prix d'achat unitaire (50 Fcfa) de Riz importé parfumé en Sac (50 Kg) de taille taille unique est très faible, prière de regarder les reponses prises dans les questions s07bq07a s07bq07b s07bq07c s07bq08 pour mieux corriger. Attention ! Le prix unitaire d'achat (50 Fcfa) de Riz importé parfumé en Sac (50 Kg) (taille unique) est relativement faible par rapport aux autres prix observés dans cette zone. Prière de corriger ou de confirmer avec le QG.</w:t>
+        <w:t>- Avertissement!! le prix unitaire (150 Fcfa) de Thé en sachet (unité: Sachets) de taille Tres petit est très faible ou élevé. Prière de corriger ou de confirmer avec le QG. Avertissement!!! Le ménage a consommé 33 Sachets Tres petit de Sucre en poudre , cette quantité semble anormale pour une consommation des 7 derniers jours.Prière de corriger ou de confirmer avec le QG. Attention ! Le prix unitaire d'achat (75 Fcfa) de Sucre en poudre  en Sachets (Tres petit) est relativement faible par rapport aux autres prix observés dans cette zone. Prière de corriger ou de confirmer avec le QG. Avertissement!!! Le ménage a consommé 42 Cuillère Tres petit de Sel, cette quantité semble anormale pour une consommation des 7 derniers jours.Prière de corriger ou de confirmer avec le QG. Incohérence!! Dans ce ménage, chaque individus consomme par jour 34.71154 Kg  de cereale; Prière de revoir les quantités prises de ces produits. Incohérence!! Dans ce ménage, chaque individus consomme par jour 34.71154 Kg  de cereale; Prière de revoir les quantités prises de ces produits. Le prix d'achat unitaire (50 Fcfa) de Riz importé parfumé en Sac (50 Kg) de taille taille unique est très faible, prière de regarder les reponses prises dans les questions s07bq07a s07bq07b s07bq07c s07bq08 pour mieux corriger. Attention ! Le prix unitaire d'achat (50 Fcfa) de Riz importé parfumé en Sac (50 Kg) (taille unique) est relativement faible par rapport aux autres prix observés dans cette zone. Prière de corriger ou de confirmer avec le QG.</w:t>
       </w:r>
     </w:p>
     <w:p>
@@ -5278,6 +5335,27 @@
           <w:color w:val="4672C4"/>
           <w:sz w:val="22"/>
         </w:rPr>
+        <w:t>&gt;&gt; Section0 - Identification et renseignements de controle</w:t>
+      </w:r>
+    </w:p>
+    <w:p>
+      <w:pPr>
+        <w:ind w:left="283"/>
+      </w:pPr>
+      <w:r>
+        <w:rPr>
+          <w:sz w:val="20"/>
+        </w:rPr>
+        <w:t>- Le questionnaire semble ne pas être complètement fini mais le questionnaire est en statut complet, prière de compléter le questionnaire.</w:t>
+      </w:r>
+    </w:p>
+    <w:p>
+      <w:r>
+        <w:rPr>
+          <w:b/>
+          <w:color w:val="4672C4"/>
+          <w:sz w:val="22"/>
+        </w:rPr>
         <w:t>&gt;&gt; Section1 - Caracteristiques des membres</w:t>
       </w:r>
     </w:p>
@@ -5456,7 +5534,7 @@
         <w:rPr>
           <w:sz w:val="20"/>
         </w:rPr>
-        <w:t>- Avertissement!!! Le ménage a consommé 10 Paquet Petit de Thé en sachet, cette quantité semble anormale pour une consommation des 7 derniers jours.Prière de corriger ou de confirmer avec le QG. Avertissement!! le prix unitaire (150 Fcfa) de Thé en sachet (unité: Paquet) de taille Petit est très faible ou élevé. Prière de corriger ou de confirmer avec le QG. Attention ! Le prix unitaire d'achat (150 Fcfa) de Thé en sachet en Paquet (Petit) est relativement élevé par rapport aux autres prix observés dans cette zone. Prière de corriger ou de confirmer avec le QG. Avertissement!!! Le ménage a consommé 16 Sachets industriel Petit de Sucre en poudre , cette quantité semble anormale pour une consommation des 7 derniers jours.Prière de corriger ou de confirmer avec le QG. Avertissement!!! Le ménage a consommé 33 Pièce Petit de Aubergine sauvage , cette quantité semble anormale pour une consommation des 7 derniers jours.Prière de corriger ou de confirmer avec le QG. Avertissement!!!Le ménage a consommé 48 Pièce de Petit de Gombo frais  ce qui semble incoherent pour une consommation aucours des 7 derniers jours, prière de verifier et corriger. Avertissement!!! Le ménage a consommé 48 Pièce Petit de Gombo frais, cette quantité semble anormale pour une consommation des 7 derniers jours.Prière de corriger ou de confirmer avec le QG. Incohérence!! Dans ce ménage, chaque individus consomme par jour 9.06441 Kg  de cereale; Prière de revoir les quantités prises de ces produits. Incohérence!! Dans ce ménage, chaque individus consomme par jour 9.06441 Kg  de cereale; Prière de revoir les quantités prises de ces produits.</w:t>
+        <w:t>- Avertissement!!! Le ménage a consommé 10 Paquet Petit de Thé en sachet, cette quantité semble anormale pour une consommation des 7 derniers jours.Prière de corriger ou de confirmer avec le QG. Avertissement!! le prix unitaire (150 Fcfa) de Thé en sachet (unité: Paquet) de taille Petit est très faible ou élevé. Prière de corriger ou de confirmer avec le QG. Attention ! Le prix unitaire d'achat (150 Fcfa) de Thé en sachet en Paquet (Petit) est relativement élevé par rapport aux autres prix observés dans cette zone. Prière de corriger ou de confirmer avec le QG. Avertissement!!! Le ménage a consommé 16 Sachets industriel Petit de Sucre en poudre , cette quantité semble anormale pour une consommation des 7 derniers jours.Prière de corriger ou de confirmer avec le QG. Avertissement!!! Le ménage a consommé 33 Pièce Petit de Aubergine sauvage , cette quantité semble anormale pour une consommation des 7 derniers jours.Prière de corriger ou de confirmer avec le QG. Avertissement!!!Le ménage a consommé 48 Pièce de Petit de Gombo frais  ce qui semble incoherent pour une consommation aucours des 7 derniers jours, prière de verifier et corriger. Avertissement!!! Le ménage a consommé 48 Pièce Petit de Gombo frais, cette quantité semble anormale pour une consommation des 7 derniers jours.Prière de corriger ou de confirmer avec le QG. Incohérence!! Dans ce ménage, chaque individus consomme par jour 17.65602 Kg  de cereale; Prière de revoir les quantités prises de ces produits. Incohérence!! Dans ce ménage, chaque individus consomme par jour 17.65602 Kg  de cereale; Prière de revoir les quantités prises de ces produits.</w:t>
       </w:r>
     </w:p>
     <w:p>
@@ -5541,6 +5619,27 @@
           <w:sz w:val="20"/>
         </w:rPr>
         <w:t>- Avertissement!! Le champs a comme nom (CHAMP 1) qui ne semble pas être un bon nom ou contient des lettres, prière de mettre le vrai nom du champs. La quantité d'utilisation d'herbicide dans la parcelle ARACHIDE est de 150 Litres et semble élevé, prière de corriger. Le document légal (titre, acte, certificat etc. ) qui affirme votre possession de la parcelle ARACHIDE est  et semble exister dans les modalités, prière de prendre attache avec le QG pour plus d'explication afin de la classer bien.</w:t>
+      </w:r>
+    </w:p>
+    <w:p>
+      <w:r>
+        <w:rPr>
+          <w:b/>
+          <w:color w:val="4672C4"/>
+          <w:sz w:val="22"/>
+        </w:rPr>
+        <w:t>&gt;&gt; Section19 - Equipements agricoles</w:t>
+      </w:r>
+    </w:p>
+    <w:p>
+      <w:pPr>
+        <w:ind w:left="283"/>
+      </w:pPr>
+      <w:r>
+        <w:rPr>
+          <w:sz w:val="20"/>
+        </w:rPr>
+        <w:t>- Attention ! Houe/daba/hilaire a été revendu à 2500 Fcfa qui est relativement élevé par rapport aux autres prix de revente observés dans cette zone. Prière de corriger ou de confirmer avec le QG.</w:t>
       </w:r>
     </w:p>
     <w:p>
@@ -6022,7 +6121,7 @@
         <w:rPr>
           <w:sz w:val="20"/>
         </w:rPr>
-        <w:t>- Attention ! Le prix unitaire d'achat (50 Fcfa) de Cube alimentaire (Maggi, Jumbo, ) en Cube (Petit) est relativement élevé par rapport aux autres prix observés dans cette zone. Prière de corriger ou de confirmer avec le QG. Attention ! Le prix unitaire d'achat (600 Fcfa) de Boissons énergisantes (cody's, 3X, rinho, doppel, okalamar, etc.) en Bouteille 33cl (taille unique) est relativement élevé par rapport aux autres prix observés dans cette zone. Prière de corriger ou de confirmer avec le QG. Avertissement!!! Le ménage a consommé 14 Sachets Tres petit de Sucre en poudre , cette quantité semble anormale pour une consommation des 7 derniers jours.Prière de corriger ou de confirmer avec le QG. Avertissement!!! Le ménage a consommé 7 Paquet Tres petit de Thé en sachet, cette quantité semble anormale pour une consommation des 7 derniers jours.Prière de corriger ou de confirmer avec le QG. Avertissement!! le prix unitaire (100 Fcfa) de Thé en sachet (unité: Paquet) de taille Tres petit est très faible ou élevé. Prière de corriger ou de confirmer avec le QG. Avertissement!!! Le ménage a consommé 8 Cuillère Moyen de Pâte d'arachide, cette quantité semble anormale pour une consommation des 7 derniers jours. Etes vous sur d'avoir selectionner la bonne unitée ? prière de verifier et corriger. Incohérence!! Dans ce ménage, chaque individus consomme par jour 28.92143 Kg  de cereale; Prière de revoir les quantités prises de ces produits.</w:t>
+        <w:t>- Attention ! Le prix unitaire d'achat (50 Fcfa) de Cube alimentaire (Maggi, Jumbo, ) en Cube (Petit) est relativement élevé par rapport aux autres prix observés dans cette zone. Prière de corriger ou de confirmer avec le QG. Attention ! Le prix unitaire d'achat (600 Fcfa) de Boissons énergisantes (cody's, 3X, rinho, doppel, okalamar, etc.) en Bouteille 33cl (taille unique) est relativement élevé par rapport aux autres prix observés dans cette zone. Prière de corriger ou de confirmer avec le QG. Avertissement!!! Le ménage a consommé 14 Sachets Tres petit de Sucre en poudre , cette quantité semble anormale pour une consommation des 7 derniers jours.Prière de corriger ou de confirmer avec le QG. Avertissement!!! Le ménage a consommé 7 Paquet Tres petit de Thé en sachet, cette quantité semble anormale pour une consommation des 7 derniers jours.Prière de corriger ou de confirmer avec le QG. Avertissement!! le prix unitaire (100 Fcfa) de Thé en sachet (unité: Paquet) de taille Tres petit est très faible ou élevé. Prière de corriger ou de confirmer avec le QG. Avertissement!!! Le ménage a consommé 8 Cuillère Moyen de Pâte d'arachide, cette quantité semble anormale pour une consommation des 7 derniers jours. Etes vous sur d'avoir selectionner la bonne unitée ? prière de verifier et corriger. Incohérence!! Dans ce ménage, chaque individus consomme par jour 53.27551 Kg  de cereale; Prière de revoir les quantités prises de ces produits.</w:t>
       </w:r>
     </w:p>
     <w:p>
@@ -6106,8 +6205,6 @@
         <w:rPr>
           <w:sz w:val="20"/>
         </w:rPr>
-        <w:t xml:space="preserve">- Attention ! Antenne parabolique / décodeur a été achété à 6000 Fcfa est relativement faible par rapport aux autres prix d'achat observés dans cette zone. Prière de corriger ou de confirmer avec le QG. </w:t>
-        <w:br/>
         <w:t>- Le prix de revente de l'article  Appareil TV ne doit pas être égal 0 même si le ménage l'a reçu en cadeau prière de leurs aider à faire une estimations.</w:t>
       </w:r>
     </w:p>
@@ -6486,6 +6583,8 @@
         <w:rPr>
           <w:sz w:val="20"/>
         </w:rPr>
+        <w:t xml:space="preserve">- Le montant des autres depenses pour l'année scolaire de NIAMA DANFAKHA est faible ou élevé. veuillez, s'il vous plait, confirmer ces informations avec le QG ou apporter les corrections nécessaires. </w:t>
+        <w:br/>
         <w:t xml:space="preserve">- Peu probable! ADAMA DANFAKHA  n'arrive pas  à comprendre un petit texte lu dans une langue locale (s02q03). Veuillez corriger ou donner des explications au QG. </w:t>
         <w:br/>
         <w:t xml:space="preserve">- Peu probable! AISSATA CISSOKHO  n'arrive pas  à comprendre un petit texte lu dans une langue locale (s02q03). Veuillez corriger ou donner des explications au QG. Peu probable! AISSATA CISSOKHO  ne sait ni lire, ni écrire, ni comprendre dans aucune des langues  (s02q01,s02q02,s02q03). Veuillez corriger ou donner des explications au QG. </w:t>
@@ -6505,8 +6604,6 @@
         <w:t xml:space="preserve">- Peu probable! MOHAMADY DAFAKHA  n'arrive pas  à comprendre un petit texte lu dans une langue locale (s02q03). Veuillez corriger ou donner des explications au QG. Peu probable! MOHAMADY DAFAKHA  ne sait ni lire, ni écrire, ni comprendre dans aucune des langues  (s02q01,s02q02,s02q03). Veuillez corriger ou donner des explications au QG. </w:t>
         <w:br/>
         <w:t xml:space="preserve">- Peu probable! NIAMA CISSOKHO  n'arrive pas  à comprendre un petit texte lu dans une langue locale (s02q03). Veuillez corriger ou donner des explications au QG. Peu probable! NIAMA CISSOKHO  ne sait ni lire, ni écrire, ni comprendre dans aucune des langues  (s02q01,s02q02,s02q03). Veuillez corriger ou donner des explications au QG. </w:t>
-        <w:br/>
-        <w:t xml:space="preserve">- Peu probable! NIAMA DANFAKHA  n'arrive pas  à comprendre un petit texte lu dans une langue locale (s02q03). Veuillez corriger ou donner des explications au QG. Le montant des autres depenses pour l'année scolaire de NIAMA DANFAKHA est faible ou élevé. veuillez, s'il vous plait, confirmer ces informations avec le QG ou apporter les corrections nécessaires. Attention ! Le frais de scolarité (1500 Fcfa) de NIAMA DANFAKHA en 5ème année de Primaire est relativement élevé par rapport aux autres frais de scolarités observés dans cette zone. Prière de corriger ou de confirmer avec le QG. </w:t>
         <w:br/>
         <w:t xml:space="preserve">- Peu probable! SAIBA DANFAKHA  n'arrive pas  à comprendre un petit texte lu dans une langue locale (s02q03). Veuillez corriger ou donner des explications au QG. Peu probable! SAIBA DANFAKHA  ne sait ni lire, ni écrire, ni comprendre dans aucune des langues  (s02q01,s02q02,s02q03). Veuillez corriger ou donner des explications au QG. </w:t>
         <w:br/>
@@ -6671,7 +6768,7 @@
         <w:rPr>
           <w:sz w:val="20"/>
         </w:rPr>
-        <w:t>- La dernière fois que vous avez acheté Huile de palme brute est voisine et semble exister dans les modalités, prière de prendre attache avec le QG pour plus d'explication afin de la classer bien. Attention ! Le prix unitaire d'achat (1000 Fcfa) de Mâchoiron Frais en Kg (taille unique) est relativement faible par rapport aux autres prix observés dans cette zone. Prière de corriger ou de confirmer avec le QG. Attention ! Le prix unitaire d'achat (16.66667 Fcfa) de Ail en Morceau (Portion) (Petit) est relativement faible par rapport aux autres prix observés dans cette zone. Prière de corriger ou de confirmer avec le QG. Avertissement!! le prix unitaire (100 Fcfa) de Thé en sachet (unité: Sachets) de taille Tres petit est très faible ou élevé. Prière de corriger ou de confirmer avec le QG. Avertissement!!! Le ménage a consommé 25 Sachets Tres petit de Sucre en poudre , cette quantité semble anormale pour une consommation des 7 derniers jours.Prière de corriger ou de confirmer avec le QG. Avertissement!!!Le ménage a consommé 140 Pièce de taille unique de Autres fruits locaux (pomme sauvage, noisette, mangue sauvage, etc.)  ce qui semble incoherent pour une consommation aucours des 7 derniers jours, prière de verifier et corriger.  La dernière fois que vous avez acheté Autres fruits locaux (pomme sauvage, noisette, mangue sauvage, etc.) est dans le village et semble exister dans les modalités, prière de prendre attache avec le QG pour plus d'explication afin de la classer bien. Incohérence!! Dans ce ménage, chaque individus consomme par jour 13.03762 Kg  de cereale; Prière de revoir les quantités prises de ces produits. Incohérence!! Dans ce ménage, chaque individus consomme par jour 13.03762 Kg  de cereale; Prière de revoir les quantités prises de ces produits.</w:t>
+        <w:t>- La dernière fois que vous avez acheté Huile de palme brute est voisine et semble exister dans les modalités, prière de prendre attache avec le QG pour plus d'explication afin de la classer bien. Attention ! Le prix unitaire d'achat (1000 Fcfa) de Mâchoiron Frais en Kg (taille unique) est relativement faible par rapport aux autres prix observés dans cette zone. Prière de corriger ou de confirmer avec le QG. Attention ! Le prix unitaire d'achat (16.66667 Fcfa) de Ail en Morceau (Portion) (Petit) est relativement faible par rapport aux autres prix observés dans cette zone. Prière de corriger ou de confirmer avec le QG. Avertissement!! le prix unitaire (100 Fcfa) de Thé en sachet (unité: Sachets) de taille Tres petit est très faible ou élevé. Prière de corriger ou de confirmer avec le QG. Avertissement!!! Le ménage a consommé 25 Sachets Tres petit de Sucre en poudre , cette quantité semble anormale pour une consommation des 7 derniers jours.Prière de corriger ou de confirmer avec le QG. Avertissement!!!Le ménage a consommé 140 Pièce de taille unique de Autres fruits locaux (pomme sauvage, noisette, mangue sauvage, etc.)  ce qui semble incoherent pour une consommation aucours des 7 derniers jours, prière de verifier et corriger.  La dernière fois que vous avez acheté Autres fruits locaux (pomme sauvage, noisette, mangue sauvage, etc.) est dans le village et semble exister dans les modalités, prière de prendre attache avec le QG pour plus d'explication afin de la classer bien. Incohérence!! Dans ce ménage, chaque individus consomme par jour 33.59016 Kg  de cereale; Prière de revoir les quantités prises de ces produits. Incohérence!! Dans ce ménage, chaque individus consomme par jour 33.59016 Kg  de cereale; Prière de revoir les quantités prises de ces produits.</w:t>
       </w:r>
     </w:p>
     <w:p>
@@ -6723,27 +6820,6 @@
           <w:color w:val="4672C4"/>
           <w:sz w:val="22"/>
         </w:rPr>
-        <w:t>&gt;&gt; Section12 - Actifs du menage</w:t>
-      </w:r>
-    </w:p>
-    <w:p>
-      <w:pPr>
-        <w:ind w:left="283"/>
-      </w:pPr>
-      <w:r>
-        <w:rPr>
-          <w:sz w:val="20"/>
-        </w:rPr>
-        <w:t>- Attention ! Moto/Vélomoteur/Tricycle à moteur a été achété à 1200000 Fcfa est relativement élevé par rapport aux autres prix d'achat observés dans cette zone. Prière de corriger ou de confirmer avec le QG.</w:t>
-      </w:r>
-    </w:p>
-    <w:p>
-      <w:r>
-        <w:rPr>
-          <w:b/>
-          <w:color w:val="4672C4"/>
-          <w:sz w:val="22"/>
-        </w:rPr>
         <w:t>&gt;&gt; Section16a - Champs et parcelles</w:t>
       </w:r>
     </w:p>
@@ -6755,38 +6831,15 @@
         <w:rPr>
           <w:sz w:val="20"/>
         </w:rPr>
-        <w:t xml:space="preserve">- Avertissement!! La parcelle a comme nom (1) qui ne semble pas être un bon nom ou contient des lettres, prière de mettre le vrai nom de la parcelle. Attention ! Vous avez déclaré en s16Aq04 que le répondant est ADAMA DANFAKHA qui a (15 ans), Il est trop jeune ou vieux pour fournir des informations correctes concernant cette section. Prière de refaire la section 16. La superficie de la parcelle 1 selon les mesures GPS est de 404.22 hectare qui semble élevé ou faible, prière de corriger. </w:t>
+        <w:t xml:space="preserve">- Attention ! Vous avez déclaré en s16Aq04 que le répondant est ADAMA DANFAKHA qui a (15 ans), Il est trop jeune ou vieux pour fournir des informations correctes concernant cette section. Prière de refaire la section 16. La superficie de la parcelle Oignon selon les mesures GPS est de 404.22 hectare qui semble élevé ou faible, prière de corriger. </w:t>
         <w:br/>
-        <w:t xml:space="preserve">- Avertissement!! La parcelle a comme nom (1) qui ne semble pas être un bon nom ou contient des lettres, prière de mettre le vrai nom de la parcelle. La superficie de la parcelle 1 selon les mesures GPS est de 138.23 hectare qui semble élevé ou faible, prière de corriger. </w:t>
+        <w:t xml:space="preserve">- La superficie de la parcelle Gombo selon les mesures GPS est de 138.23 hectare qui semble élevé ou faible, prière de corriger. </w:t>
         <w:br/>
-        <w:t xml:space="preserve">- Avertissement!! La parcelle a comme nom (1) qui ne semble pas être un bon nom ou contient des lettres, prière de mettre le vrai nom de la parcelle. La superficie de la parcelle 1 selon les mesures GPS est de 240.68 hectare qui semble élevé ou faible, prière de corriger. </w:t>
+        <w:t xml:space="preserve">- La superficie de la parcelle Gombo selon les mesures GPS est de 240.68 hectare qui semble élevé ou faible, prière de corriger. </w:t>
         <w:br/>
-        <w:t xml:space="preserve">- Avertissement!! La parcelle a comme nom (1) qui ne semble pas être un bon nom ou contient des lettres, prière de mettre le vrai nom de la parcelle. La superficie de la parcelle 1 selon les mesures GPS est de 489.65 hectare qui semble élevé ou faible, prière de corriger. </w:t>
+        <w:t xml:space="preserve">- Le salaire total payé de toutes catégories confondues par le ménage BACARY DANFAKHA pour la main-d'oeuvre non-familiale sur la parcelle Arachide au cours de la campagne pour la période des récoltes est de 0 qui semble élevé ou faible. Merci de corriger. La superficie de la parcelle Arachide selon les mesures GPS est de 3 hectare et celle donnée par l'exploitant est de 3 qui sont identique, comment cela pourrait-il se faire prière de corriger. Le document légal (titre, acte, certificat etc. ) qui affirme votre possession de la parcelle Arachide est  et semble exister dans les modalités, prière de prendre attache avec le QG pour plus d'explication afin de la classer bien. </w:t>
         <w:br/>
-        <w:t xml:space="preserve">- La superficie de la parcelle Arachide est de .a , elle doit être renseignée et ne doit pas contenir des chiffres de 9999 ou 0. Prière de corriger. Le salaire total payé de toutes catégories confondues par le ménage BACARY DANFAKHA pour la main-d'oeuvre non-familiale sur la parcelle Arachide au cours de la campagne pour la période des récoltes est de 0 qui semble élevé ou faible. Merci de corriger. Le document légal (titre, acte, certificat etc. ) qui affirme votre possession de la parcelle Arachide est  et semble exister dans les modalités, prière de prendre attache avec le QG pour plus d'explication afin de la classer bien. </w:t>
-        <w:br/>
-        <w:t>- La superficie de la parcelle Arachide est de .a Hectare (Ha), elle doit être renseignée et ne doit pas contenir des chiffres de 9999 ou 0. Prière de corriger. La superficie de la parcelle Arachide selon l'exploitant est de .a Hectare (Ha) qui semble élevé ou l'estimation ne semble pas bonne. Prière de corriger. Le salaire total payé de toutes catégories confondues par le ménage BACARY DANFAKHA pour la main-d'oeuvre non-familiale sur la parcelle Arachide au cours de la campagne pour la période des récoltes est de 0 qui semble élevé ou faible. Merci de corriger. Le document légal (titre, acte, certificat etc. ) qui affirme votre possession de la parcelle Arachide est  et semble exister dans les modalités, prière de prendre attache avec le QG pour plus d'explication afin de la classer bien.</w:t>
-      </w:r>
-    </w:p>
-    <w:p>
-      <w:r>
-        <w:rPr>
-          <w:b/>
-          <w:color w:val="4672C4"/>
-          <w:sz w:val="22"/>
-        </w:rPr>
-        <w:t>&gt;&gt; Section16c - Cultures</w:t>
-      </w:r>
-    </w:p>
-    <w:p>
-      <w:pPr>
-        <w:ind w:left="283"/>
-      </w:pPr>
-      <w:r>
-        <w:rPr>
-          <w:sz w:val="20"/>
-        </w:rPr>
-        <w:t>- Le pourcentage qui reste à recolter pour ces cultures est de 100% c'est-à-dire que la recolte n'a pas commencé pour ces cultures, prière de regarder les questions (s16Cq11 s16Cq12) ou corriger.</w:t>
+        <w:t>- Le salaire total payé de toutes catégories confondues par le ménage BACARY DANFAKHA pour la main-d'oeuvre non-familiale sur la parcelle Arachide au cours de la campagne pour la période des récoltes est de 0 qui semble élevé ou faible. Merci de corriger. La superficie de la parcelle Arachide selon les mesures GPS est de 3 hectare et celle donnée par l'exploitant est de 3 qui sont identique, comment cela pourrait-il se faire prière de corriger. Le document légal (titre, acte, certificat etc. ) qui affirme votre possession de la parcelle Arachide est  et semble exister dans les modalités, prière de prendre attache avec le QG pour plus d'explication afin de la classer bien.</w:t>
       </w:r>
     </w:p>
     <w:p>
@@ -7132,6 +7185,27 @@
           <w:color w:val="4672C4"/>
           <w:sz w:val="22"/>
         </w:rPr>
+        <w:t>&gt;&gt; Section0 - Identification et renseignements de controle</w:t>
+      </w:r>
+    </w:p>
+    <w:p>
+      <w:pPr>
+        <w:ind w:left="283"/>
+      </w:pPr>
+      <w:r>
+        <w:rPr>
+          <w:sz w:val="20"/>
+        </w:rPr>
+        <w:t>- Le questionnaire semble ne pas être complètement fini mais le questionnaire est en statut complet, prière de compléter le questionnaire.</w:t>
+      </w:r>
+    </w:p>
+    <w:p>
+      <w:r>
+        <w:rPr>
+          <w:b/>
+          <w:color w:val="4672C4"/>
+          <w:sz w:val="22"/>
+        </w:rPr>
         <w:t>&gt;&gt; Section1 - Caracteristiques des membres</w:t>
       </w:r>
     </w:p>
@@ -7326,30 +7400,7 @@
         <w:rPr>
           <w:sz w:val="20"/>
         </w:rPr>
-        <w:t>- Attention ! Le prix unitaire d'achat (1200 Fcfa) de Sucre en poudre  en Kg (taille unique) est relativement élevé par rapport aux autres prix observés dans cette zone. Prière de corriger ou de confirmer avec le QG. Avertissement!! La quantité (4 litre) du produit Huile de soja  consommée  par le ménage semble très élevé, prière de corriger ou confirmer avec le QG. Avertissement!!! Le ménage a consommé 28 Paquet Tres petit de Thé en sachet, cette quantité semble anormale pour une consommation des 7 derniers jours.Prière de corriger ou de confirmer avec le QG. Avertissement!! le prix unitaire (125 Fcfa) de Thé en sachet (unité: Paquet) de taille Tres petit est très faible ou élevé. Prière de corriger ou de confirmer avec le QG. Incohérence!! Dans ce ménage, chaque individus consomme par jour 6.29126 Kg  de cereale; Prière de revoir les quantités prises de ces produits.</w:t>
-      </w:r>
-    </w:p>
-    <w:p>
-      <w:r>
-        <w:rPr>
-          <w:b/>
-          <w:color w:val="4672C4"/>
-          <w:sz w:val="22"/>
-        </w:rPr>
-        <w:t>&gt;&gt; Section9c - Depenses non-alimentaires - 30 jours</w:t>
-      </w:r>
-    </w:p>
-    <w:p>
-      <w:pPr>
-        <w:ind w:left="283"/>
-      </w:pPr>
-      <w:r>
-        <w:rPr>
-          <w:sz w:val="20"/>
-        </w:rPr>
-        <w:t xml:space="preserve">- Peu plausible! le montant de la dépense pour  Savon de ménage, lessive en poudre, détergents (eau de javel, etc. ) semble trop élevé. Veuillez, s'il vous plaît, confirmer cette information avec le QG ou la corriger. </w:t>
-        <w:br/>
-        <w:t>- Peu plausible! le montant de la dépense pour  Savon de toilette, shampoing semble trop élevé. Veuillez, s'il vous plaît, confirmer cette information avec le QG ou la corriger.</w:t>
+        <w:t>- Attention ! Le prix unitaire d'achat (1200 Fcfa) de Sucre en poudre  en Kg (taille unique) est relativement élevé par rapport aux autres prix observés dans cette zone. Prière de corriger ou de confirmer avec le QG. Avertissement!! La quantité (4 litre) du produit Huile de soja  consommée  par le ménage semble très élevé, prière de corriger ou confirmer avec le QG. Avertissement!!! Le ménage a consommé 28 Paquet Tres petit de Thé en sachet, cette quantité semble anormale pour une consommation des 7 derniers jours.Prière de corriger ou de confirmer avec le QG. Avertissement!! le prix unitaire (125 Fcfa) de Thé en sachet (unité: Paquet) de taille Tres petit est très faible ou élevé. Prière de corriger ou de confirmer avec le QG. Attention ! Le prix unitaire d'achat (125 Fcfa) de Thé en sachet en Paquet (Tres petit) est relativement élevé par rapport aux autres prix observés dans cette zone. Prière de corriger ou de confirmer avec le QG. Incohérence!! Dans ce ménage, chaque individus consomme par jour 11.20958 Kg  de cereale; Prière de revoir les quantités prises de ces produits.</w:t>
       </w:r>
     </w:p>
     <w:p>
@@ -7412,7 +7463,7 @@
         <w:rPr>
           <w:sz w:val="20"/>
         </w:rPr>
-        <w:t>- Le montant (FCFA) du loyer mensuel payé pour un logement comme le votre dans ce village/quartier est trop élevé, Veuillez s'il vous plaît corriger cette information. Le temps mis (en heure et en minute) pour s'approvisionner en eau de boisson une fois à la source est  5 fois plus élevé que le temps mis (en minutes) pour se rendre à la principale source d'approvisionnement en eau de boisson, prière de corriger. le montant supporté par le ménage pour cette source d’énergie au cours des 30 derniers jours semble élevé, prière de confirmer ou corriger.  Le moyen que le ménage utilise pour se débarrasser des excréments hors de la concession est pas encore et semble exister dans les modalités, prière de prendre attache avec le QG pour plus d'explication afin de la classer bien.</w:t>
+        <w:t>- Le temps mis (en heure et en minute) pour s'approvisionner en eau de boisson une fois à la source est  5 fois plus élevé que le temps mis (en minutes) pour se rendre à la principale source d'approvisionnement en eau de boisson, prière de corriger. le montant supporté par le ménage pour cette source d’énergie au cours des 30 derniers jours semble élevé, prière de confirmer ou corriger.</w:t>
       </w:r>
     </w:p>
     <w:p>
@@ -7433,7 +7484,9 @@
         <w:rPr>
           <w:sz w:val="20"/>
         </w:rPr>
-        <w:t xml:space="preserve">- Attention ! Appareil TV a été revendu à 130000 Fcfa qui est relativement élevé par rapport aux autres prix de revente observés dans cette zone. Prière de corriger ou de confirmer avec le QG. </w:t>
+        <w:t xml:space="preserve">- Attention ! Appareil TV a été achété à 130000 Fcfa est relativement élevé par rapport aux autres prix d'achat observés dans cette zone. Prière de corriger ou de confirmer avec le QG. Attention ! Appareil TV a été revendu à 130000 Fcfa qui est relativement élevé par rapport aux autres prix de revente observés dans cette zone. Prière de corriger ou de confirmer avec le QG. </w:t>
+        <w:br/>
+        <w:t xml:space="preserve">- Attention ! Bicyclette, vélo de course a été revendu à 50000 Fcfa qui est relativement élevé par rapport aux autres prix de revente observés dans cette zone. Prière de corriger ou de confirmer avec le QG. </w:t>
         <w:br/>
         <w:t xml:space="preserve">- Attention ! Moto/Vélomoteur/Tricycle à moteur a été achété à 1230000 Fcfa est relativement élevé par rapport aux autres prix d'achat observés dans cette zone. Prière de corriger ou de confirmer avec le QG. Attention ! Moto/Vélomoteur/Tricycle à moteur a été revendu à 1230000 Fcfa qui est relativement élevé par rapport aux autres prix de revente observés dans cette zone. Prière de corriger ou de confirmer avec le QG. </w:t>
         <w:br/>
